--- a/data/memories/memory_01/locales/es/documents/reception/Morning_Tasks.docx
+++ b/data/memories/memory_01/locales/es/documents/reception/Morning_Tasks.docx
@@ -8,7 +8,7 @@
         <w:jc w:val="center"/>
       </w:pPr>
       <w:r>
-        <w:t>Morning Tasks</w:t>
+        <w:t>Tareas de la mañana</w:t>
       </w:r>
     </w:p>
     <w:p>
@@ -19,7 +19,7 @@
         <w:t xml:space="preserve">Classification: </w:t>
       </w:r>
       <w:r>
-        <w:t>Internal</w:t>
+        <w:t>Interno</w:t>
       </w:r>
       <w:r>
         <w:rPr>
@@ -39,7 +39,7 @@
         <w:t xml:space="preserve">Author: </w:t>
       </w:r>
       <w:r>
-        <w:t>Reception</w:t>
+        <w:t>Recepción</w:t>
       </w:r>
     </w:p>
     <w:p/>
@@ -48,7 +48,7 @@
         <w:pStyle w:val="Heading1"/>
       </w:pPr>
       <w:r>
-        <w:t>Tasks</w:t>
+        <w:t>Tareas</w:t>
       </w:r>
     </w:p>
     <w:p>
@@ -56,7 +56,7 @@
         <w:pStyle w:val="ListBullet"/>
       </w:pPr>
       <w:r>
-        <w:t>Print interview documents.</w:t>
+        <w:t>Imprimir documentos de entrevista.</w:t>
       </w:r>
     </w:p>
     <w:p>
@@ -64,7 +64,7 @@
         <w:pStyle w:val="ListBullet"/>
       </w:pPr>
       <w:r>
-        <w:t>Test visitor badge printer.</w:t>
+        <w:t>Pruebe la impresora de credenciales de visitante.</w:t>
       </w:r>
     </w:p>
     <w:p>
@@ -72,7 +72,7 @@
         <w:pStyle w:val="ListBullet"/>
       </w:pPr>
       <w:r>
-        <w:t>Call printer maintenance.</w:t>
+        <w:t>Llame al mantenimiento de la impresora.</w:t>
       </w:r>
     </w:p>
     <w:p>
@@ -80,7 +80,7 @@
         <w:pStyle w:val="ListBullet"/>
       </w:pPr>
       <w:r>
-        <w:t>Confirm meeting room preparation.</w:t>
+        <w:t>Confirmar la preparación de la sala de reuniones.</w:t>
       </w:r>
     </w:p>
     <w:p>
@@ -88,7 +88,7 @@
         <w:pStyle w:val="ListBullet"/>
       </w:pPr>
       <w:r>
-        <w:t>Review archive requests.</w:t>
+        <w:t>Revisar solicitudes de archivo.</w:t>
       </w:r>
     </w:p>
     <w:sectPr>
